--- a/casos-oficina/INSTRUCTOR-Como-correr-los-casos.docx
+++ b/casos-oficina/INSTRUCTOR-Como-correr-los-casos.docx
@@ -8,12 +8,17 @@
           <w:b/>
           <w:sz w:val="36"/>
         </w:rPr>
-        <w:t>Instructor · Cómo correr los 4 casos</w:t>
+        <w:t>Cómo corro los 4 casos</w:t>
       </w:r>
     </w:p>
     <w:p>
       <w:r>
-        <w:t xml:space="preserve">Imprima un caso por mesa. No mezcle dos casos en la misma mesa.</w:t>
+        <w:t xml:space="preserve">Una hoja por mesa. No mezcle dos casos en la misma mesa.</w:t>
+      </w:r>
+    </w:p>
+    <w:p>
+      <w:r>
+        <w:t xml:space="preserve"/>
       </w:r>
     </w:p>
     <w:p>
@@ -21,17 +26,22 @@
         <w:rPr>
           <w:b/>
         </w:rPr>
-        <w:t xml:space="preserve">Antes de empezar</w:t>
+        <w:t xml:space="preserve">Antes</w:t>
       </w:r>
     </w:p>
     <w:p>
       <w:r>
-        <w:t xml:space="preserve">Mesas de 3 o 4. Roles: Reloj, Word, Excel, PowerPoint. Un celular puede ser SOLO cronómetro, no chat.</w:t>
+        <w:t xml:space="preserve">Mesas de 3 o 4. Uno mira el reloj, otro Word, otro Excel, otro PowerPoint.</w:t>
       </w:r>
     </w:p>
     <w:p>
       <w:r>
-        <w:t xml:space="preserve">Lean juntos la hoja del caso (2 minutos). Pregunte: ¿entendieron la entrega? Luego diga: internet abajo.</w:t>
+        <w:t xml:space="preserve">Dos minutos para leer. Pregunte: ¿qué van a entregar? Si tartamudean, léales la lista. Luego: internet abajo.</w:t>
+      </w:r>
+    </w:p>
+    <w:p>
+      <w:r>
+        <w:t xml:space="preserve"/>
       </w:r>
     </w:p>
     <w:p>
@@ -39,12 +49,17 @@
         <w:rPr>
           <w:b/>
         </w:rPr>
-        <w:t xml:space="preserve">Fase A (40:00)</w:t>
+        <w:t xml:space="preserve">Los 40 minutos</w:t>
       </w:r>
     </w:p>
     <w:p>
       <w:r>
-        <w:t xml:space="preserve">Sin red. Sin IA. Archivos nuevos en blanco. Al minuto 40: «manos arriba, guardan lo que tengan».</w:t>
+        <w:t xml:space="preserve">Archivos nuevos, en blanco. Sin red. Sin chat. Al minuto 40: «guardan lo que tengan».</w:t>
+      </w:r>
+    </w:p>
+    <w:p>
+      <w:r>
+        <w:t xml:space="preserve"/>
       </w:r>
     </w:p>
     <w:p>
@@ -52,12 +67,17 @@
         <w:rPr>
           <w:b/>
         </w:rPr>
-        <w:t xml:space="preserve">Fase B (cronometrada, suele ser más corta)</w:t>
+        <w:t xml:space="preserve">Con IA</w:t>
       </w:r>
     </w:p>
     <w:p>
       <w:r>
-        <w:t xml:space="preserve">Mismo paquete Word + Excel + 4 slides. Pueden usar ChatGPT y Claude. Siguen prohibidos datos reales.</w:t>
+        <w:t xml:space="preserve">Lo mismo: Word, Excel y 4 diapositivas. Ahora sí ChatGPT o Claude. Sigue sin datos reales.</w:t>
+      </w:r>
+    </w:p>
+    <w:p>
+      <w:r>
+        <w:t xml:space="preserve"/>
       </w:r>
     </w:p>
     <w:p>
@@ -65,12 +85,17 @@
         <w:rPr>
           <w:b/>
         </w:rPr>
-        <w:t xml:space="preserve">Cierre de mesa (5 minutos)</w:t>
+        <w:t xml:space="preserve">Cierre, 5 minutos</w:t>
       </w:r>
     </w:p>
     <w:p>
       <w:r>
-        <w:t xml:space="preserve">Cada mesa dice en voz alta: minutos A, minutos B, una cosa que la IA inventó, una cosa que a mano quedó más honesta.</w:t>
+        <w:t xml:space="preserve">Cada mesa dice en voz alta: minutos a mano, minutos con IA, una cosa que la máquina inventó, una cosa que a mano quedó más honesta.</w:t>
+      </w:r>
+    </w:p>
+    <w:p>
+      <w:r>
+        <w:t xml:space="preserve"/>
       </w:r>
     </w:p>
     <w:p>
@@ -78,35 +103,22 @@
         <w:rPr>
           <w:b/>
         </w:rPr>
-        <w:t xml:space="preserve">Proyecto final</w:t>
+        <w:t xml:space="preserve">Proyecto</w:t>
       </w:r>
     </w:p>
     <w:p>
       <w:r>
-        <w:t xml:space="preserve">Cada alumno entra a Proyecto final, elige el mismo caso de su mesa y llena la ficha. No hay un PowerPoint colectivo como examen.</w:t>
+        <w:t xml:space="preserve">Cada alumno abre Proyecto final, elige el caso de su mesa y llena su ficha. No hay un PowerPoint del grupo como examen.</w:t>
       </w:r>
     </w:p>
     <w:p>
       <w:r>
-        <w:rPr>
-          <w:b/>
-        </w:rPr>
-        <w:t xml:space="preserve">Archivos</w:t>
+        <w:t xml:space="preserve"/>
       </w:r>
     </w:p>
     <w:p>
       <w:r>
-        <w:t xml:space="preserve">1. Caso-01-Calidad-Lote-retenido.docx · 2. Caso-02-Logistica-Cliente-Alfa.docx · 3. Caso-03-RRHH-Induccion-patio.docx · 4. Caso-04-Gerencia-Tres-caminos.docx</w:t>
-      </w:r>
-    </w:p>
-    <w:p>
-      <w:r>
-        <w:t xml:space="preserve">Copias para el aula web: recursos/viernes2/casos/</w:t>
-      </w:r>
-    </w:p>
-    <w:p>
-      <w:r>
-        <w:t xml:space="preserve">Copias en la raíz del repo, junto a las guías PDF, para imprimir.</w:t>
+        <w:t xml:space="preserve">1. Caso-01-Calidad-Lote-retenido.docx   2. Caso-02-Logistica-Cliente-Alfa.docx   3. Caso-03-RRHH-Induccion-patio.docx   4. Caso-04-Gerencia-Tres-caminos.docx</w:t>
       </w:r>
     </w:p>
   </w:body>

--- a/casos-oficina/INSTRUCTOR-Como-correr-los-casos.docx
+++ b/casos-oficina/INSTRUCTOR-Como-correr-los-casos.docx
@@ -103,12 +103,12 @@
         <w:rPr>
           <w:b/>
         </w:rPr>
-        <w:t xml:space="preserve">Proyecto</w:t>
+        <w:t xml:space="preserve">Esto no es el examen</w:t>
       </w:r>
     </w:p>
     <w:p>
       <w:r>
-        <w:t xml:space="preserve">Cada alumno abre Proyecto final, elige el caso de su mesa y llena su ficha. No hay un PowerPoint del grupo como examen.</w:t>
+        <w:t xml:space="preserve">El proyecto final es otro: un Word por alumno en la carpeta proyectos. No lo mezcle con estas hojas.</w:t>
       </w:r>
     </w:p>
     <w:p>
